--- a/human/tasks/F-02/summary.docx
+++ b/human/tasks/F-02/summary.docx
@@ -207,12 +207,12 @@
     </w:p>
     <w:p>
       <w:r>
-        <w:t>本轮在codex/task-package-normalization分支整理；commit与push以实际Git记录为准，本文不预填未发生的提交或合并。</w:t>
+        <w:t>规范化71/71包、根目录迁移19/19项完成；每包Word由Agent源生成。</w:t>
       </w:r>
     </w:p>
     <w:p>
       <w:r>
-        <w:t>下一包为F-03，核对Unity基线、实际测试与构建证据，再整理人类层和执行层。</w:t>
+        <w:t>业务状态DONE，原签收与未交付项不变；后续按注册表和实际依赖推进。</w:t>
       </w:r>
     </w:p>
     <w:p>
